--- a/example_articles/immigration_status/Not Immigrant/2.immigration_status_Not Immigrant_New_York_Times.docx
+++ b/example_articles/immigration_status/Not Immigrant/2.immigration_status_Not Immigrant_New_York_Times.docx
@@ -7,9 +7,7 @@
         <w:pStyle w:val="Heading1"/>
       </w:pPr>
       <w:r>
-        <w:t>THE NATION;</w:t>
-        <w:br/>
-        <w:t>Now, Home Is Where the Job Is</w:t>
+        <w:t>A Novelist Is Praised And Pelted</w:t>
       </w:r>
     </w:p>
     <w:p>
@@ -19,17 +17,17 @@
     </w:p>
     <w:p>
       <w:r>
-        <w:t>Date: 1994-01-02</w:t>
+        <w:t>Date: 2020-01-17</w:t>
       </w:r>
     </w:p>
     <w:p>
       <w:r>
-        <w:t>Section: Section 4;; Section 4; Page 3; Column 1; Week in Review Desk; Column 1;</w:t>
+        <w:t>Section: Section C; Column 0; Movies, Performing Arts/Weekend Desk; Pg. 19</w:t>
       </w:r>
     </w:p>
     <w:p>
       <w:r>
-        <w:t>Source file: NYT/44.DOCX</w:t>
+        <w:t>Source file: NYT/13.DOCX</w:t>
       </w:r>
     </w:p>
     <w:p>
@@ -51,49 +49,66 @@
     </w:p>
     <w:p>
       <w:r>
-        <w:t>IF the image of our past, whether based on myth or reality, is that the United States welcomed immigrants, we're losing our remaining illusions. Data compiled by the Federal Census Bureau and other demographers indicate that for immigrants, the welcome wagon is often flanked by a "For Sale" sign."</w:t>
+        <w:t>Jeanine Cummins depicts a mother and son's gut-wrenching journey in ''American Dirt,'' even as she acknowledges ''I don't know if I'm the right person to tell this story.''</w:t>
         <w:br/>
-        <w:t>The figures show that, with a few notable exceptions, states that are magnets to immigrants are becoming less attractive to native-born citizens and are either losing population or not growing as fast as they once were.</w:t>
+        <w:t xml:space="preserve">During one of many harrowing moments in Jeanine Cummins's new novel, ''American Dirt,'' the protagonist, a bookstore owner named Lydia, has a jarring realization. </w:t>
         <w:br/>
-        <w:t>California, as it so often is, appears to be the trendsetter.</w:t>
+        <w:t xml:space="preserve">  Lydia and her 8-year-old son, Luca, are fleeing from their home in Acapulco, Mexico, after hit men from a drug cartel killed 16 members of their family. Traumatized and desperate, Lydia hatches a risky escape plan: She and Luca will disguise themselves as migrants and attempt to cross the border into Arizona. As she researches what they will need to survive the journey, it dawns on Lydia that she and Luca aren't pretending. They ''are actual migrants.''</w:t>
         <w:br/>
-        <w:t>Figures out last week from the Census Bureau (and counting only legal immigrants) show that for the year that ended July 1, 1993, California grew more slowly than the nation as a whole for the first time in 20 years. Indeed, if it were not for immigrants, the state would have had virtually no growth.</w:t>
+        <w:t xml:space="preserve">  ''All her life she's pitied those poor people,'' Cummins writes. ''She's wondered with the sort of detached fascination of the comfortable elite, how dire the conditions of their lives must be wherever they come from, that this is the better option.''</w:t>
         <w:br/>
-        <w:t>But California is not alone. According to a study by University of Michigan's Population Studies Center, New York, Texas, New Jersey, Illinois and Massachusetts, which led the nation in the numbers of immigrants in the late 1980's, have seen significant exodus, primarily of whites.</w:t>
+        <w:t xml:space="preserve">  The character's insight is a deliberate provocation by the author, who wants readers to reckon with the humanitarian cost of America's broken immigration policies.</w:t>
         <w:br/>
-        <w:t>Of course, the idea of people bailing out in the face of a wave of newcomers who look and talk differently is not new. Over the years, the flavors of countless neighborhoods in old Eastern cities have shifted, say, from German to Irish to Italian to Eastern European Jews to black to Latino. But recent studies suggest that the flight is no longer merely from city to suburb, but from one state to another.</w:t>
+        <w:t xml:space="preserve">  ''It's a story that I think is at too comfortable a remove from the citizens of this country right now,'' Cummins, 45, said in an interview on a frigid, snowy day last month. ''This really is a tragedy of our making on our southern border. We are absolutely responsible for all of these deaths. This blood is on our hands.''</w:t>
         <w:br/>
-        <w:t>"There seems to be something about those states that attracts immigrants from abroad but does not attract people from within the United States," said Edwin Byerly, an analyst with the Census Bureau.</w:t>
+        <w:t xml:space="preserve">  Whether or not it succeeds in reshaping readers' views, ''American Dirt'' -- which chronicles Lydia and Luca's grueling and treacherous journey of more than 1,000 miles -- seems poised to become one of this year's biggest breakout works of fiction.</w:t>
         <w:br/>
-        <w:t>But the question arises whether the exodus of blue-collar whites from places like California, New York or Illinois is a reaction to immigrants or to anemic economies.</w:t>
+        <w:t xml:space="preserve">  The novel, which comes out on Jan. 21 with a hefty first printing of half a million copies, set off a bidding war between nine publishers and sold to Flatiron Books in a seven-figure deal. It received ecstatic advance reviews from Publishers Weekly and Kirkus, which called it ''intensely suspenseful and deeply humane.'' Blockbuster authors like Stephen King and John Grisham have heaped praise on the book, and Cummins received support from prominent Mexican-American and Latina authors, including Erika Sánchez, Reyna Grande and Julia Alvarez, who predicted the book would ''change hearts and transform policies.''</w:t>
         <w:br/>
-        <w:t>A study on internal migration patterns among whites and minorities during the late 1980's by William H. Frey, a University of Michigan researcher, indicates that states like Ohio, Oklahoma, Michigan and Louisiana, which have not drawn many immigrants, still have experienced a kind of white flight. In these cases, whites could just as easily been leaving because of the continued problems in the automobile or energy industries.</w:t>
+        <w:t xml:space="preserve">  Sandra Cisneros, the author of the best-selling novel ''The House on Mango Street,'' said she hoped that ''American Dirt'' could help highlight the obstacles migrants face, particularly for American readers who might otherwise be indifferent to the subject.</w:t>
         <w:br/>
-        <w:t>"I think the economic factors tend to be the most important," said Jeffrey Passel, director of the Program for Research on Immigration Policy at the Urban Institute. "Whether the people moving out are responding to better opportunities at the destination, or increased competition at the point of origin, I don't know. And it's tough to separate the two."</w:t>
+        <w:t xml:space="preserve">  ''It's written in a form that will engage people, not just the choir, but people who might think differently,'' Cisneros said. ''We're always looking for the great American story, and this is the great story of the Americas, at a time in which borders are blurred.''</w:t>
         <w:br/>
-        <w:t>Larry Long, a demographer with the Census Bureau, also emphasized the importance of job opportunities in patterns of migration. "In the early decades of the 20th century, you had massive numbers of immigrants flowing into New York, New Jersey and other parts of the East Coast," he said. "But you had minimum numbers of outmigration from these areas, and the reason was the economy in the region was growing."</w:t>
+        <w:t xml:space="preserve">  ''American Dirt'' has also generated criticism. Some authors have questioned whether Cummins, who grew up in Maryland in a working-class family and identifies as white and Latina, succeeded in her effort to write from the perspective of Mexican migrants and accurately convey their experiences.</w:t>
         <w:br/>
-        <w:t>While the public perception of the current exodus is that of yuppie flight from the fast lanes of Manhattan or Century City heading for the easier pace and fresh air of the Rockies or the desert Southwest, further sifting of the data suggests that those pulling up stakes are, for the most part, working-class and middle-income whites and minorities.</w:t>
+        <w:t xml:space="preserve">  In a withering review on the site Tropics of Meta, the poet and writer Myriam Gurba wrote that ''American Dirt'' was full of clichés and stereotypes about Mexico, depicting it as a lawless, violent country overrun by drug cartels and corruption.</w:t>
         <w:br/>
-        <w:t>But their incomes have often been achieved with with minimal education or skills -- in other words, they are among those groups that most often compete with immigrants for low-skill, low-wage jobs. The vast majority of departing whites hold no more than a high school diploma.</w:t>
+        <w:t xml:space="preserve">  ''This is like a Trumpian fantasy of what Mexico is, and we don't need any more Trumpian fantasies,'' Gurba said in an interview. ''It's even more noxious because it's masquerading as a piece of progressive literature.''</w:t>
         <w:br/>
-        <w:t>"The lower middle class, people making less than $35,000 a year, are squeezed out of the jobs at the lower end of the spectrum," said Mr. Frey.</w:t>
+        <w:t xml:space="preserve">  The Mexican-American writer and translator David Bowles echoed those views and called ''American Dirt'' ''appropriating'' and ''inaccurate.'' ''At a time when Mexico and the Mexican-American community are reviled in this country as they haven't been in decades, to elevate this inauthentic book written by someone outside our community is to slap our collective face,'' he said in an email.</w:t>
         <w:br/>
-        <w:t xml:space="preserve"> </w:t>
+        <w:t xml:space="preserve">  Gurba and other writers of Mexican heritage have also criticized Cummins for drawing on works about Mexico and migrants by other authors, including Sonia Nazario and Luis Alberto Urrea. In a note at the end of ''American Dirt,'' Cummins acknowledges her debt to those writers and others whose work shaped her understanding of Mexico and the issues that migrants face.</w:t>
         <w:br/>
-        <w:t>Boom or Blip?</w:t>
+        <w:t xml:space="preserve">  Cummins researched the novel during trips to Mexico and by conducting interviews on both sides of the border. She spoke with people whose families had been torn apart by deportations, lawyers who work with unaccompanied minors, migrants in shelters in Tijuana and human-rights activists documenting abuses.</w:t>
         <w:br/>
-        <w:t xml:space="preserve"> For now, the number of whites moving out of these states is still small relative to the population as a whole, indicating that what is occurring may be the beginning of a trend or nothing more than a statistical blip, rather than a full-blown movement akin to America's westward expansion in the 19th century or the northward trek of Southern blacks in the 20th.</w:t>
+        <w:t xml:space="preserve">  Still, she concedes that she is an imperfect messenger for a story about migrants. As a nonimmigrant, she was reluctant at first to write an entire novel from the perspective of Mexican migrants, for fear of getting it wrong, or appearing to be opportunistically seizing on a humanitarian crisis. It still nags at her, even as the publication day approaches.</w:t>
         <w:br/>
-        <w:t>But some people, especially those pressing for immigration limits, believe that if the trend continues it portends a new kind of national segregation, one in which minorities and immigrants, who more often than not are also nonwhite, would be concentrated in a few states while places like Oregon, Washington, Utah, Arizona and Nevada become even more white.</w:t>
+        <w:t xml:space="preserve">  ''I don't know if I'm the right person to tell this story,'' Cummins said during an interview at her home overlooking the Hudson River in Rockland County, N.Y., where she lives with her husband, a flooring contractor, and their two daughters. In her author's note, Cummins, whose paternal grandmother came from Puerto Rico, describes her fear that her ''privilege would make me blind to certain truths'' and says she wished that someone ''slightly browner than me would write it.'' But she insists that writers from all backgrounds should not shy away from a subject that has become so central, and polarizing, in American politics and culture.</w:t>
         <w:br/>
-        <w:t>"Places like California and New York will become even more different from the rest of the country than they already have been," said Ira Mehlman, a spokesman for the Federation for American Immigration Reform, a group that has argued for greatly reducing the numbers of immigrants.</w:t>
+        <w:t xml:space="preserve">  ''I do think that the conversation about cultural appropriation is incredibly important, but I also think that there is a danger sometimes of going too far toward silencing people,'' she said. ''Everyone should be engaged in telling these stories, with tremendous care and sensitivity.''</w:t>
         <w:br/>
-        <w:t>The migration could also produce a group of sullen whites, and some blacks, who perceive that they have been forced out of a job market and compelled to uproot themselves as a result of competition by immigrants from Latin America and Asia.</w:t>
+        <w:t xml:space="preserve">  Fiction in particular, Cummins said, has the potential to broaden and deepen readers' understanding of an issue that many Americans are only peripherally engaged with, if at all.</w:t>
         <w:br/>
-        <w:t>In his study, Mr. Frey said a "negative reaction" of whites "to an increasingly diverse population" is a prime factor for the movement away from states with large numbers of immigrants.</w:t>
+        <w:t xml:space="preserve">  ''We are telling these stories in our culture very superficially,'' she said. ''There's the narrative from the right, which is that these people are like an invading mob of criminals, and then from the left, the narrative is, 'Oh, these poor people, these impoverished people, they need our help, we must save them.' And there's this huge gap in the middle where their humanity should be.''</w:t>
         <w:br/>
-        <w:t>As it grows such a group could become a political force that would not only be against further immigration but any Federal initiative, from foreign aid to the North American Free Trade Agreement, that smacks of helping people from beyond America's borders. And would that change what America is and how it thinks of itself?</w:t>
+        <w:t xml:space="preserve">  Cummins was born in Rota, Spain, where her father was stationed in the Navy, and grew up in Gaithersburg, Md. She studied English and communications at Towson University, then spent two years in Belfast, Ireland, where she worked as a bartender and wrote ''terrible poetry.'' After moving back to the United States, she found work in the paperback sales department at Penguin.</w:t>
+        <w:br/>
+        <w:t xml:space="preserve">  While she was working there, she published her first book, ''A Rip in Heaven,'' about a tragedy that struck her family in 1991, when her brother and two female cousins were attacked on a bridge in St. Louis by a group of men. The men raped her cousins and forced them off the bridge, killing them. Her brother, Tom, was also forced to jump off but survived. Years later, he asked Cummins to write a book with him. He backed out of the project, leaving Cummins, who was 16 when her cousins were killed, as the sole author.</w:t>
+        <w:br/>
+        <w:t xml:space="preserve">  Researching and writing about the crimes was daunting, Cummins said -- ''There were a lot of details I didn't want to know'' -- but it brought some relief and helped her learn how to write about trauma in a way that didn't feel gratuitous or sensational. Those themes, and a desire to ''take stories away from the perpetrators and give them to the survivors,'' shaped her next two books, the novels ''The Outside Boy'' and ''The Crooked Branch.''</w:t>
+        <w:br/>
+        <w:t xml:space="preserve">  She began researching a novel about immigration seven years ago, envisioning it with a diverse cast of characters: border patrol agents, American citizens living near the southern border, families that had been separated by deportation and undocumented migrants. But the narrative never cohered, and Cummins couldn't escape the feeling that she was avoiding the crux of the story.</w:t>
+        <w:br/>
+        <w:t xml:space="preserve">  Then, shortly before the 2016 presidential election, she experienced another family tragedy when her father died suddenly from a heart attack. She spent months in mourning, unable to write. One day, she pulled out her laptop and wrote the opening of ''American Dirt,'' a scene where Luca and Lydia narrowly survive the gunfire that kills Luca's father, a journalist who wrote about drug cartels, and 15 other relatives. She finished a draft in less than a year, and sold the novel in the spring of 2018.</w:t>
+        <w:br/>
+        <w:t xml:space="preserve">  In the time Cummins spent researching and writing, the humanitarian crisis on the southern border only grew more dire, and the political debate became even more charged. As she prepares to promote ''American Dirt'' on a cross-country book tour, with appearances in 40 cities in 26 states, Cummins is trying to avoid talking about the story in ways that might seem partisan, and to steer clear of terms like ''illegal'' and ''undocumented.''</w:t>
+        <w:br/>
+        <w:t xml:space="preserve">  ''All fiction, all good fiction, can potentially dismantle some of the problematic language that serves often as barriers to meaningful conversation,'' she said. ''We don't have to choose a label for Lydia and Luca. They're people.''</w:t>
+        <w:br/>
+        <w:t xml:space="preserve">  Follow New York Times Books on Facebook, Twitter and Instagram, sign up for our newsletter or our literary calendar. And listen to us on the Book Review podcast.</w:t>
+        <w:br/>
+        <w:br/>
+        <w:t>https://www.nytimes.com/2020/01/13/books/jeanine-cummins-american-dirt.html</w:t>
         <w:br/>
         <w:br/>
         <w:t>Graphic</w:t>
@@ -101,7 +116,9 @@
         <w:br/>
         <w:t xml:space="preserve"> </w:t>
         <w:br/>
-        <w:t>Illustration: (John Cayea)</w:t>
+        <w:t>PHOTOS: Jeanine Cummins said fiction could help readers better understand uncomfortable issues. (C19)</w:t>
+        <w:br/>
+        <w:t xml:space="preserve"> ''American Dirt'' is a border-crossing novel from Jeanine Cummins, right. (PHOTOGRAPHS BY HEATHER STEN FOR THE NEW YORK TIMES) (C24)</w:t>
       </w:r>
     </w:p>
     <w:sectPr>

--- a/example_articles/immigration_status/Not Immigrant/2.immigration_status_Not Immigrant_New_York_Times.docx
+++ b/example_articles/immigration_status/Not Immigrant/2.immigration_status_Not Immigrant_New_York_Times.docx
@@ -7,7 +7,7 @@
         <w:pStyle w:val="Heading1"/>
       </w:pPr>
       <w:r>
-        <w:t>A Novelist Is Praised And Pelted</w:t>
+        <w:t>Miami Imam Sent Money to Terrorists, Jury Finds</w:t>
       </w:r>
     </w:p>
     <w:p>
@@ -17,17 +17,17 @@
     </w:p>
     <w:p>
       <w:r>
-        <w:t>Date: 2020-01-17</w:t>
+        <w:t>Date: 2013-03-05</w:t>
       </w:r>
     </w:p>
     <w:p>
       <w:r>
-        <w:t>Section: Section C; Column 0; Movies, Performing Arts/Weekend Desk; Pg. 19</w:t>
+        <w:t>Section: Section A; Column 0; National Desk; Pg. 16</w:t>
       </w:r>
     </w:p>
     <w:p>
       <w:r>
-        <w:t>Source file: NYT/13.DOCX</w:t>
+        <w:t>Source file: NYT/23.DOCX</w:t>
       </w:r>
     </w:p>
     <w:p>
@@ -49,66 +49,28 @@
     </w:p>
     <w:p>
       <w:r>
-        <w:t>Jeanine Cummins depicts a mother and son's gut-wrenching journey in ''American Dirt,'' even as she acknowledges ''I don't know if I'm the right person to tell this story.''</w:t>
+        <w:t>MIAMI -- The imam of a small mosque in a working-class neighborhood here was found guilty in federal court on Monday of providing thousands of dollars of support to the Pakistani Taliban.</w:t>
         <w:br/>
-        <w:t xml:space="preserve">During one of many harrowing moments in Jeanine Cummins's new novel, ''American Dirt,'' the protagonist, a bookstore owner named Lydia, has a jarring realization. </w:t>
+        <w:t>Capping a two-month trial, the imam, Hafiz Khan, 77, an American citizen who came to the United States in 1994, was found guilty by a jury of two counts of conspiracy and two counts of providing material support to terrorists. Each count faces a maximum 15-year prison sentence.</w:t>
         <w:br/>
-        <w:t xml:space="preserve">  Lydia and her 8-year-old son, Luca, are fleeing from their home in Acapulco, Mexico, after hit men from a drug cartel killed 16 members of their family. Traumatized and desperate, Lydia hatches a risky escape plan: She and Luca will disguise themselves as migrants and attempt to cross the border into Arizona. As she researches what they will need to survive the journey, it dawns on Lydia that she and Luca aren't pretending. They ''are actual migrants.''</w:t>
+        <w:t>Over the course of four days, the frail cleric delivered long speeches to the jury in Pashto, his native language, coming to his own defense. Mr. Khan said that he was ''totally against'' the Taliban and that he had sent the money to Pakistan to provide for his family and the Muslim school he had founded in the Swat Valley in Pakistan.</w:t>
         <w:br/>
-        <w:t xml:space="preserve">  ''All her life she's pitied those poor people,'' Cummins writes. ''She's wondered with the sort of detached fascination of the comfortable elite, how dire the conditions of their lives must be wherever they come from, that this is the better option.''</w:t>
+        <w:t>But federal prosecutors said Mr. Khan and, to a lesser extent, other relatives, not only embraced the Taliban's mission but also helped finance it. Mr. Khan, they said, sent an estimated $50,000 to the Pakistani Taliban, which is allied with Al Qaeda and is responsible for attacks against the Pakistani police and military targets.</w:t>
         <w:br/>
-        <w:t xml:space="preserve">  The character's insight is a deliberate provocation by the author, who wants readers to reckon with the humanitarian cost of America's broken immigration policies.</w:t>
+        <w:t>Prosecutors built their case around hundreds of F.B.I. recordings of Mr. Khan's telephone conversations. In those calls, he praised Taliban attacks, including those against United States military personnel and the failed 2010 attempt to detonate a bomb in Times Square. He also discussed the thousands of dollars he was funneling to Pakistan. Prosecutors also relied on bank records and a confidential informant.</w:t>
         <w:br/>
-        <w:t xml:space="preserve">  ''It's a story that I think is at too comfortable a remove from the citizens of this country right now,'' Cummins, 45, said in an interview on a frigid, snowy day last month. ''This really is a tragedy of our making on our southern border. We are absolutely responsible for all of these deaths. This blood is on our hands.''</w:t>
+        <w:t>In court, Mr. Khan, who was chastised by the judge for his rambling, evasive testimony, said he pretended to support the Taliban and extremism because he wanted the $1 million that was being offered to him by a man who turned out to be an informant. But prosecutors said there were no conversations about $1 million on any of the tapes.</w:t>
         <w:br/>
-        <w:t xml:space="preserve">  Whether or not it succeeds in reshaping readers' views, ''American Dirt'' -- which chronicles Lydia and Luca's grueling and treacherous journey of more than 1,000 miles -- seems poised to become one of this year's biggest breakout works of fiction.</w:t>
+        <w:t>''That is not supporting terrorism,'' Mr. Khan's lawyer, Khurrum Wahid, said in a closing argument. ''That is an old guy running a scam, who got scammed.''</w:t>
         <w:br/>
-        <w:t xml:space="preserve">  The novel, which comes out on Jan. 21 with a hefty first printing of half a million copies, set off a bidding war between nine publishers and sold to Flatiron Books in a seven-figure deal. It received ecstatic advance reviews from Publishers Weekly and Kirkus, which called it ''intensely suspenseful and deeply humane.'' Blockbuster authors like Stephen King and John Grisham have heaped praise on the book, and Cummins received support from prominent Mexican-American and Latina authors, including Erika Sánchez, Reyna Grande and Julia Alvarez, who predicted the book would ''change hearts and transform policies.''</w:t>
+        <w:t>The case was brought in May 2011, when prosecutors charged six defendants with conspiring with and supporting the Pakistani Taliban. In the end, only Mr. Khan, the imam of the Flagler Mosque, went to trial.</w:t>
         <w:br/>
-        <w:t xml:space="preserve">  Sandra Cisneros, the author of the best-selling novel ''The House on Mango Street,'' said she hoped that ''American Dirt'' could help highlight the obstacles migrants face, particularly for American readers who might otherwise be indifferent to the subject.</w:t>
+        <w:t>In January, Judge Robert N. Scola Jr. of the United States District Court for the Southern District of Florida dropped the charges against Mr. Khan's son Izhar Khan, an imam at a mosque in Margate, Fla., for lack of evidence. Federal prosecutors had already dropped terrorism and conspiracy charges against a second son for lack of evidence. Three other defendants remain in Pakistan.</w:t>
         <w:br/>
-        <w:t xml:space="preserve">  ''It's written in a form that will engage people, not just the choir, but people who might think differently,'' Cisneros said. ''We're always looking for the great American story, and this is the great story of the Americas, at a time in which borders are blurred.''</w:t>
-        <w:br/>
-        <w:t xml:space="preserve">  ''American Dirt'' has also generated criticism. Some authors have questioned whether Cummins, who grew up in Maryland in a working-class family and identifies as white and Latina, succeeded in her effort to write from the perspective of Mexican migrants and accurately convey their experiences.</w:t>
-        <w:br/>
-        <w:t xml:space="preserve">  In a withering review on the site Tropics of Meta, the poet and writer Myriam Gurba wrote that ''American Dirt'' was full of clichés and stereotypes about Mexico, depicting it as a lawless, violent country overrun by drug cartels and corruption.</w:t>
-        <w:br/>
-        <w:t xml:space="preserve">  ''This is like a Trumpian fantasy of what Mexico is, and we don't need any more Trumpian fantasies,'' Gurba said in an interview. ''It's even more noxious because it's masquerading as a piece of progressive literature.''</w:t>
-        <w:br/>
-        <w:t xml:space="preserve">  The Mexican-American writer and translator David Bowles echoed those views and called ''American Dirt'' ''appropriating'' and ''inaccurate.'' ''At a time when Mexico and the Mexican-American community are reviled in this country as they haven't been in decades, to elevate this inauthentic book written by someone outside our community is to slap our collective face,'' he said in an email.</w:t>
-        <w:br/>
-        <w:t xml:space="preserve">  Gurba and other writers of Mexican heritage have also criticized Cummins for drawing on works about Mexico and migrants by other authors, including Sonia Nazario and Luis Alberto Urrea. In a note at the end of ''American Dirt,'' Cummins acknowledges her debt to those writers and others whose work shaped her understanding of Mexico and the issues that migrants face.</w:t>
-        <w:br/>
-        <w:t xml:space="preserve">  Cummins researched the novel during trips to Mexico and by conducting interviews on both sides of the border. She spoke with people whose families had been torn apart by deportations, lawyers who work with unaccompanied minors, migrants in shelters in Tijuana and human-rights activists documenting abuses.</w:t>
-        <w:br/>
-        <w:t xml:space="preserve">  Still, she concedes that she is an imperfect messenger for a story about migrants. As a nonimmigrant, she was reluctant at first to write an entire novel from the perspective of Mexican migrants, for fear of getting it wrong, or appearing to be opportunistically seizing on a humanitarian crisis. It still nags at her, even as the publication day approaches.</w:t>
-        <w:br/>
-        <w:t xml:space="preserve">  ''I don't know if I'm the right person to tell this story,'' Cummins said during an interview at her home overlooking the Hudson River in Rockland County, N.Y., where she lives with her husband, a flooring contractor, and their two daughters. In her author's note, Cummins, whose paternal grandmother came from Puerto Rico, describes her fear that her ''privilege would make me blind to certain truths'' and says she wished that someone ''slightly browner than me would write it.'' But she insists that writers from all backgrounds should not shy away from a subject that has become so central, and polarizing, in American politics and culture.</w:t>
-        <w:br/>
-        <w:t xml:space="preserve">  ''I do think that the conversation about cultural appropriation is incredibly important, but I also think that there is a danger sometimes of going too far toward silencing people,'' she said. ''Everyone should be engaged in telling these stories, with tremendous care and sensitivity.''</w:t>
-        <w:br/>
-        <w:t xml:space="preserve">  Fiction in particular, Cummins said, has the potential to broaden and deepen readers' understanding of an issue that many Americans are only peripherally engaged with, if at all.</w:t>
-        <w:br/>
-        <w:t xml:space="preserve">  ''We are telling these stories in our culture very superficially,'' she said. ''There's the narrative from the right, which is that these people are like an invading mob of criminals, and then from the left, the narrative is, 'Oh, these poor people, these impoverished people, they need our help, we must save them.' And there's this huge gap in the middle where their humanity should be.''</w:t>
-        <w:br/>
-        <w:t xml:space="preserve">  Cummins was born in Rota, Spain, where her father was stationed in the Navy, and grew up in Gaithersburg, Md. She studied English and communications at Towson University, then spent two years in Belfast, Ireland, where she worked as a bartender and wrote ''terrible poetry.'' After moving back to the United States, she found work in the paperback sales department at Penguin.</w:t>
-        <w:br/>
-        <w:t xml:space="preserve">  While she was working there, she published her first book, ''A Rip in Heaven,'' about a tragedy that struck her family in 1991, when her brother and two female cousins were attacked on a bridge in St. Louis by a group of men. The men raped her cousins and forced them off the bridge, killing them. Her brother, Tom, was also forced to jump off but survived. Years later, he asked Cummins to write a book with him. He backed out of the project, leaving Cummins, who was 16 when her cousins were killed, as the sole author.</w:t>
-        <w:br/>
-        <w:t xml:space="preserve">  Researching and writing about the crimes was daunting, Cummins said -- ''There were a lot of details I didn't want to know'' -- but it brought some relief and helped her learn how to write about trauma in a way that didn't feel gratuitous or sensational. Those themes, and a desire to ''take stories away from the perpetrators and give them to the survivors,'' shaped her next two books, the novels ''The Outside Boy'' and ''The Crooked Branch.''</w:t>
-        <w:br/>
-        <w:t xml:space="preserve">  She began researching a novel about immigration seven years ago, envisioning it with a diverse cast of characters: border patrol agents, American citizens living near the southern border, families that had been separated by deportation and undocumented migrants. But the narrative never cohered, and Cummins couldn't escape the feeling that she was avoiding the crux of the story.</w:t>
-        <w:br/>
-        <w:t xml:space="preserve">  Then, shortly before the 2016 presidential election, she experienced another family tragedy when her father died suddenly from a heart attack. She spent months in mourning, unable to write. One day, she pulled out her laptop and wrote the opening of ''American Dirt,'' a scene where Luca and Lydia narrowly survive the gunfire that kills Luca's father, a journalist who wrote about drug cartels, and 15 other relatives. She finished a draft in less than a year, and sold the novel in the spring of 2018.</w:t>
-        <w:br/>
-        <w:t xml:space="preserve">  In the time Cummins spent researching and writing, the humanitarian crisis on the southern border only grew more dire, and the political debate became even more charged. As she prepares to promote ''American Dirt'' on a cross-country book tour, with appearances in 40 cities in 26 states, Cummins is trying to avoid talking about the story in ways that might seem partisan, and to steer clear of terms like ''illegal'' and ''undocumented.''</w:t>
-        <w:br/>
-        <w:t xml:space="preserve">  ''All fiction, all good fiction, can potentially dismantle some of the problematic language that serves often as barriers to meaningful conversation,'' she said. ''We don't have to choose a label for Lydia and Luca. They're people.''</w:t>
-        <w:br/>
-        <w:t xml:space="preserve">  Follow New York Times Books on Facebook, Twitter and Instagram, sign up for our newsletter or our literary calendar. And listen to us on the Book Review podcast.</w:t>
+        <w:t>Since the 2001 terrorist attacks, it has become increasingly common for prosecutors to charge people with supporting the Pakistani Taliban even if they did not carry out operations themselves. Of the 50 top terrorism cases since Sept. 11, about 70 percent have involved financing or other support to terrorist groups, according to the Center on Law and Security at the New York University School of Law.</w:t>
         <w:br/>
         <w:br/>
-        <w:t>https://www.nytimes.com/2020/01/13/books/jeanine-cummins-american-dirt.html</w:t>
+        <w:t>http://www.nytimes.com/2013/03/05/us/hafiz-khan-miami-imam-found-guilty-of-supporting-pakistani-taliban.html</w:t>
         <w:br/>
         <w:br/>
         <w:t>Graphic</w:t>
@@ -116,9 +78,7 @@
         <w:br/>
         <w:t xml:space="preserve"> </w:t>
         <w:br/>
-        <w:t>PHOTOS: Jeanine Cummins said fiction could help readers better understand uncomfortable issues. (C19)</w:t>
-        <w:br/>
-        <w:t xml:space="preserve"> ''American Dirt'' is a border-crossing novel from Jeanine Cummins, right. (PHOTOGRAPHS BY HEATHER STEN FOR THE NEW YORK TIMES) (C24)</w:t>
+        <w:t>PHOTO: Flagler Mosque in Miami in 2011, when its imam, Hafiz Khan, was charged with providing support to the Pakistani Taliban. (PHOTOGRAPH BY JOE RAEDLE/GETTY IMAGES)</w:t>
       </w:r>
     </w:p>
     <w:sectPr>
